--- a/CernjavicKatja/srecanje6/DN6.docx
+++ b/CernjavicKatja/srecanje6/DN6.docx
@@ -11,6 +11,9 @@
         </w:numPr>
       </w:pPr>
       <w:r>
+        <w:rPr>
+          <w:noProof/>
+        </w:rPr>
         <w:drawing>
           <wp:anchor distT="0" distB="0" distL="114300" distR="114300" simplePos="0" relativeHeight="251658240" behindDoc="1" locked="0" layoutInCell="1" allowOverlap="1" wp14:anchorId="2B1C223F" wp14:editId="73292181">
             <wp:simplePos x="0" y="0"/>
@@ -173,6 +176,9 @@
         </w:numPr>
       </w:pPr>
       <w:r>
+        <w:rPr>
+          <w:noProof/>
+        </w:rPr>
         <w:lastRenderedPageBreak/>
         <w:drawing>
           <wp:anchor distT="0" distB="0" distL="114300" distR="114300" simplePos="0" relativeHeight="251659264" behindDoc="0" locked="0" layoutInCell="1" allowOverlap="1" wp14:anchorId="452C41E4" wp14:editId="15B74CD0">
@@ -318,6 +324,9 @@
         </w:numPr>
       </w:pPr>
       <w:r>
+        <w:rPr>
+          <w:noProof/>
+        </w:rPr>
         <w:lastRenderedPageBreak/>
         <w:drawing>
           <wp:anchor distT="0" distB="0" distL="114300" distR="114300" simplePos="0" relativeHeight="251660288" behindDoc="1" locked="0" layoutInCell="1" allowOverlap="1" wp14:anchorId="5258BE5B" wp14:editId="5636F20C">
@@ -416,6 +425,9 @@
     </w:p>
     <w:p>
       <w:r>
+        <w:rPr>
+          <w:noProof/>
+        </w:rPr>
         <w:drawing>
           <wp:inline distT="0" distB="0" distL="0" distR="0" wp14:anchorId="74B7DD22" wp14:editId="1380AA61">
             <wp:extent cx="5760720" cy="5527040"/>
@@ -471,6 +483,9 @@
         </w:numPr>
       </w:pPr>
       <w:r>
+        <w:rPr>
+          <w:noProof/>
+        </w:rPr>
         <w:lastRenderedPageBreak/>
         <w:drawing>
           <wp:anchor distT="0" distB="0" distL="114300" distR="114300" simplePos="0" relativeHeight="251661312" behindDoc="1" locked="0" layoutInCell="1" allowOverlap="1" wp14:anchorId="04EBB984" wp14:editId="79960EF8">
@@ -608,6 +623,9 @@
         </w:numPr>
       </w:pPr>
       <w:r>
+        <w:rPr>
+          <w:noProof/>
+        </w:rPr>
         <w:lastRenderedPageBreak/>
         <w:drawing>
           <wp:anchor distT="0" distB="0" distL="114300" distR="114300" simplePos="0" relativeHeight="251662336" behindDoc="1" locked="0" layoutInCell="1" allowOverlap="1" wp14:anchorId="01B96556" wp14:editId="6E677DC4">
@@ -731,26 +749,7 @@
         <w:pStyle w:val="Odstavekseznama"/>
       </w:pPr>
     </w:p>
-    <w:p>
-      <w:pPr>
-        <w:pStyle w:val="Odstavekseznama"/>
-      </w:pPr>
-    </w:p>
-    <w:p>
-      <w:pPr>
-        <w:pStyle w:val="Odstavekseznama"/>
-      </w:pPr>
-    </w:p>
-    <w:p>
-      <w:pPr>
-        <w:pStyle w:val="Odstavekseznama"/>
-      </w:pPr>
-    </w:p>
-    <w:p>
-      <w:pPr>
-        <w:pStyle w:val="Odstavekseznama"/>
-      </w:pPr>
-    </w:p>
+    <w:p/>
     <w:p>
       <w:pPr>
         <w:pStyle w:val="Odstavekseznama"/>
@@ -760,13 +759,68 @@
         </w:numPr>
       </w:pPr>
       <w:r>
+        <w:lastRenderedPageBreak/>
+        <w:drawing>
+          <wp:anchor distT="0" distB="0" distL="114300" distR="114300" simplePos="0" relativeHeight="251663360" behindDoc="0" locked="0" layoutInCell="1" allowOverlap="1" wp14:anchorId="0D236F04" wp14:editId="1BFA31D8">
+            <wp:simplePos x="0" y="0"/>
+            <wp:positionH relativeFrom="margin">
+              <wp:align>right</wp:align>
+            </wp:positionH>
+            <wp:positionV relativeFrom="paragraph">
+              <wp:posOffset>202565</wp:posOffset>
+            </wp:positionV>
+            <wp:extent cx="5760720" cy="3799840"/>
+            <wp:effectExtent l="0" t="0" r="0" b="0"/>
+            <wp:wrapThrough wrapText="bothSides">
+              <wp:wrapPolygon edited="0">
+                <wp:start x="0" y="0"/>
+                <wp:lineTo x="0" y="21441"/>
+                <wp:lineTo x="21500" y="21441"/>
+                <wp:lineTo x="21500" y="0"/>
+                <wp:lineTo x="0" y="0"/>
+              </wp:wrapPolygon>
+            </wp:wrapThrough>
+            <wp:docPr id="1734778598" name="Slika 1"/>
+            <wp:cNvGraphicFramePr>
+              <a:graphicFrameLocks xmlns:a="http://schemas.openxmlformats.org/drawingml/2006/main" noChangeAspect="1"/>
+            </wp:cNvGraphicFramePr>
+            <a:graphic xmlns:a="http://schemas.openxmlformats.org/drawingml/2006/main">
+              <a:graphicData uri="http://schemas.openxmlformats.org/drawingml/2006/picture">
+                <pic:pic xmlns:pic="http://schemas.openxmlformats.org/drawingml/2006/picture">
+                  <pic:nvPicPr>
+                    <pic:cNvPr id="1734778598" name=""/>
+                    <pic:cNvPicPr/>
+                  </pic:nvPicPr>
+                  <pic:blipFill>
+                    <a:blip r:embed="rId11">
+                      <a:extLst>
+                        <a:ext uri="{28A0092B-C50C-407E-A947-70E740481C1C}">
+                          <a14:useLocalDpi xmlns:a14="http://schemas.microsoft.com/office/drawing/2010/main" val="0"/>
+                        </a:ext>
+                      </a:extLst>
+                    </a:blip>
+                    <a:stretch>
+                      <a:fillRect/>
+                    </a:stretch>
+                  </pic:blipFill>
+                  <pic:spPr>
+                    <a:xfrm>
+                      <a:off x="0" y="0"/>
+                      <a:ext cx="5760720" cy="3799840"/>
+                    </a:xfrm>
+                    <a:prstGeom prst="rect">
+                      <a:avLst/>
+                    </a:prstGeom>
+                  </pic:spPr>
+                </pic:pic>
+              </a:graphicData>
+            </a:graphic>
+          </wp:anchor>
+        </w:drawing>
+      </w:r>
+      <w:r>
         <w:t>Kockanje</w:t>
       </w:r>
-    </w:p>
-    <w:p>
-      <w:pPr>
-        <w:pStyle w:val="Odstavekseznama"/>
-      </w:pPr>
     </w:p>
     <w:p>
       <w:pPr>
@@ -776,6 +830,65 @@
           <w:numId w:val="1"/>
         </w:numPr>
       </w:pPr>
+      <w:r>
+        <w:drawing>
+          <wp:anchor distT="0" distB="0" distL="114300" distR="114300" simplePos="0" relativeHeight="251664384" behindDoc="1" locked="0" layoutInCell="1" allowOverlap="1" wp14:anchorId="2A937877" wp14:editId="60B198E9">
+            <wp:simplePos x="0" y="0"/>
+            <wp:positionH relativeFrom="margin">
+              <wp:align>right</wp:align>
+            </wp:positionH>
+            <wp:positionV relativeFrom="paragraph">
+              <wp:posOffset>4183380</wp:posOffset>
+            </wp:positionV>
+            <wp:extent cx="5760720" cy="4145280"/>
+            <wp:effectExtent l="0" t="0" r="0" b="7620"/>
+            <wp:wrapTight wrapText="bothSides">
+              <wp:wrapPolygon edited="0">
+                <wp:start x="0" y="0"/>
+                <wp:lineTo x="0" y="21540"/>
+                <wp:lineTo x="21500" y="21540"/>
+                <wp:lineTo x="21500" y="0"/>
+                <wp:lineTo x="0" y="0"/>
+              </wp:wrapPolygon>
+            </wp:wrapTight>
+            <wp:docPr id="1747581356" name="Slika 1"/>
+            <wp:cNvGraphicFramePr>
+              <a:graphicFrameLocks xmlns:a="http://schemas.openxmlformats.org/drawingml/2006/main" noChangeAspect="1"/>
+            </wp:cNvGraphicFramePr>
+            <a:graphic xmlns:a="http://schemas.openxmlformats.org/drawingml/2006/main">
+              <a:graphicData uri="http://schemas.openxmlformats.org/drawingml/2006/picture">
+                <pic:pic xmlns:pic="http://schemas.openxmlformats.org/drawingml/2006/picture">
+                  <pic:nvPicPr>
+                    <pic:cNvPr id="1747581356" name=""/>
+                    <pic:cNvPicPr/>
+                  </pic:nvPicPr>
+                  <pic:blipFill>
+                    <a:blip r:embed="rId12">
+                      <a:extLst>
+                        <a:ext uri="{28A0092B-C50C-407E-A947-70E740481C1C}">
+                          <a14:useLocalDpi xmlns:a14="http://schemas.microsoft.com/office/drawing/2010/main" val="0"/>
+                        </a:ext>
+                      </a:extLst>
+                    </a:blip>
+                    <a:stretch>
+                      <a:fillRect/>
+                    </a:stretch>
+                  </pic:blipFill>
+                  <pic:spPr>
+                    <a:xfrm>
+                      <a:off x="0" y="0"/>
+                      <a:ext cx="5760720" cy="4145280"/>
+                    </a:xfrm>
+                    <a:prstGeom prst="rect">
+                      <a:avLst/>
+                    </a:prstGeom>
+                  </pic:spPr>
+                </pic:pic>
+              </a:graphicData>
+            </a:graphic>
+          </wp:anchor>
+        </w:drawing>
+      </w:r>
       <w:proofErr w:type="spellStart"/>
       <w:r>
         <w:t>Lemons</w:t>
@@ -801,6 +914,66 @@
         </w:numPr>
       </w:pPr>
       <w:r>
+        <w:rPr>
+          <w:noProof/>
+        </w:rPr>
+        <w:drawing>
+          <wp:anchor distT="0" distB="0" distL="114300" distR="114300" simplePos="0" relativeHeight="251666432" behindDoc="0" locked="0" layoutInCell="1" allowOverlap="1" wp14:anchorId="26D47B59" wp14:editId="5A03338E">
+            <wp:simplePos x="0" y="0"/>
+            <wp:positionH relativeFrom="margin">
+              <wp:align>center</wp:align>
+            </wp:positionH>
+            <wp:positionV relativeFrom="paragraph">
+              <wp:posOffset>229870</wp:posOffset>
+            </wp:positionV>
+            <wp:extent cx="5181600" cy="4192905"/>
+            <wp:effectExtent l="0" t="0" r="0" b="0"/>
+            <wp:wrapSquare wrapText="bothSides"/>
+            <wp:docPr id="5416757" name="Slika 1"/>
+            <wp:cNvGraphicFramePr>
+              <a:graphicFrameLocks xmlns:a="http://schemas.openxmlformats.org/drawingml/2006/main" noChangeAspect="1"/>
+            </wp:cNvGraphicFramePr>
+            <a:graphic xmlns:a="http://schemas.openxmlformats.org/drawingml/2006/main">
+              <a:graphicData uri="http://schemas.openxmlformats.org/drawingml/2006/picture">
+                <pic:pic xmlns:pic="http://schemas.openxmlformats.org/drawingml/2006/picture">
+                  <pic:nvPicPr>
+                    <pic:cNvPr id="5416757" name=""/>
+                    <pic:cNvPicPr/>
+                  </pic:nvPicPr>
+                  <pic:blipFill>
+                    <a:blip r:embed="rId13">
+                      <a:extLst>
+                        <a:ext uri="{28A0092B-C50C-407E-A947-70E740481C1C}">
+                          <a14:useLocalDpi xmlns:a14="http://schemas.microsoft.com/office/drawing/2010/main" val="0"/>
+                        </a:ext>
+                      </a:extLst>
+                    </a:blip>
+                    <a:stretch>
+                      <a:fillRect/>
+                    </a:stretch>
+                  </pic:blipFill>
+                  <pic:spPr>
+                    <a:xfrm>
+                      <a:off x="0" y="0"/>
+                      <a:ext cx="5181600" cy="4192905"/>
+                    </a:xfrm>
+                    <a:prstGeom prst="rect">
+                      <a:avLst/>
+                    </a:prstGeom>
+                  </pic:spPr>
+                </pic:pic>
+              </a:graphicData>
+            </a:graphic>
+            <wp14:sizeRelH relativeFrom="margin">
+              <wp14:pctWidth>0</wp14:pctWidth>
+            </wp14:sizeRelH>
+            <wp14:sizeRelV relativeFrom="margin">
+              <wp14:pctHeight>0</wp14:pctHeight>
+            </wp14:sizeRelV>
+          </wp:anchor>
+        </w:drawing>
+      </w:r>
+      <w:r>
         <w:t xml:space="preserve">Tip </w:t>
       </w:r>
       <w:proofErr w:type="spellStart"/>
@@ -816,6 +989,150 @@
         <w:t>Hosting</w:t>
       </w:r>
       <w:proofErr w:type="spellEnd"/>
+      <w:r>
+        <w:t xml:space="preserve"> (DN5)</w:t>
+      </w:r>
+    </w:p>
+    <w:p>
+      <w:pPr>
+        <w:pStyle w:val="Odstavekseznama"/>
+      </w:pPr>
+      <w:r>
+        <w:rPr>
+          <w:noProof/>
+        </w:rPr>
+        <w:drawing>
+          <wp:anchor distT="0" distB="0" distL="114300" distR="114300" simplePos="0" relativeHeight="251667456" behindDoc="0" locked="0" layoutInCell="1" allowOverlap="1" wp14:anchorId="742451A4" wp14:editId="03446EDB">
+            <wp:simplePos x="0" y="0"/>
+            <wp:positionH relativeFrom="margin">
+              <wp:posOffset>273685</wp:posOffset>
+            </wp:positionH>
+            <wp:positionV relativeFrom="paragraph">
+              <wp:posOffset>4302760</wp:posOffset>
+            </wp:positionV>
+            <wp:extent cx="3101340" cy="2319020"/>
+            <wp:effectExtent l="0" t="0" r="3810" b="5080"/>
+            <wp:wrapSquare wrapText="bothSides"/>
+            <wp:docPr id="1151446474" name="Slika 1"/>
+            <wp:cNvGraphicFramePr>
+              <a:graphicFrameLocks xmlns:a="http://schemas.openxmlformats.org/drawingml/2006/main" noChangeAspect="1"/>
+            </wp:cNvGraphicFramePr>
+            <a:graphic xmlns:a="http://schemas.openxmlformats.org/drawingml/2006/main">
+              <a:graphicData uri="http://schemas.openxmlformats.org/drawingml/2006/picture">
+                <pic:pic xmlns:pic="http://schemas.openxmlformats.org/drawingml/2006/picture">
+                  <pic:nvPicPr>
+                    <pic:cNvPr id="1151446474" name=""/>
+                    <pic:cNvPicPr/>
+                  </pic:nvPicPr>
+                  <pic:blipFill>
+                    <a:blip r:embed="rId14">
+                      <a:extLst>
+                        <a:ext uri="{28A0092B-C50C-407E-A947-70E740481C1C}">
+                          <a14:useLocalDpi xmlns:a14="http://schemas.microsoft.com/office/drawing/2010/main" val="0"/>
+                        </a:ext>
+                      </a:extLst>
+                    </a:blip>
+                    <a:stretch>
+                      <a:fillRect/>
+                    </a:stretch>
+                  </pic:blipFill>
+                  <pic:spPr>
+                    <a:xfrm>
+                      <a:off x="0" y="0"/>
+                      <a:ext cx="3101340" cy="2319020"/>
+                    </a:xfrm>
+                    <a:prstGeom prst="rect">
+                      <a:avLst/>
+                    </a:prstGeom>
+                  </pic:spPr>
+                </pic:pic>
+              </a:graphicData>
+            </a:graphic>
+            <wp14:sizeRelH relativeFrom="margin">
+              <wp14:pctWidth>0</wp14:pctWidth>
+            </wp14:sizeRelH>
+            <wp14:sizeRelV relativeFrom="margin">
+              <wp14:pctHeight>0</wp14:pctHeight>
+            </wp14:sizeRelV>
+          </wp:anchor>
+        </w:drawing>
+      </w:r>
+    </w:p>
+    <w:p>
+      <w:pPr>
+        <w:pStyle w:val="Odstavekseznama"/>
+      </w:pPr>
+    </w:p>
+    <w:p>
+      <w:pPr>
+        <w:pStyle w:val="Odstavekseznama"/>
+      </w:pPr>
+    </w:p>
+    <w:p/>
+    <w:p>
+      <w:pPr>
+        <w:pStyle w:val="Odstavekseznama"/>
+      </w:pPr>
+    </w:p>
+    <w:p>
+      <w:pPr>
+        <w:pStyle w:val="Odstavekseznama"/>
+      </w:pPr>
+    </w:p>
+    <w:p>
+      <w:pPr>
+        <w:pStyle w:val="Odstavekseznama"/>
+      </w:pPr>
+    </w:p>
+    <w:p>
+      <w:pPr>
+        <w:pStyle w:val="Odstavekseznama"/>
+      </w:pPr>
+    </w:p>
+    <w:p>
+      <w:pPr>
+        <w:pStyle w:val="Odstavekseznama"/>
+      </w:pPr>
+    </w:p>
+    <w:p>
+      <w:pPr>
+        <w:pStyle w:val="Odstavekseznama"/>
+      </w:pPr>
+    </w:p>
+    <w:p>
+      <w:pPr>
+        <w:pStyle w:val="Odstavekseznama"/>
+      </w:pPr>
+    </w:p>
+    <w:p>
+      <w:pPr>
+        <w:pStyle w:val="Odstavekseznama"/>
+      </w:pPr>
+    </w:p>
+    <w:p>
+      <w:pPr>
+        <w:pStyle w:val="Odstavekseznama"/>
+      </w:pPr>
+    </w:p>
+    <w:p>
+      <w:pPr>
+        <w:pStyle w:val="Odstavekseznama"/>
+      </w:pPr>
+    </w:p>
+    <w:p>
+      <w:pPr>
+        <w:pStyle w:val="Odstavekseznama"/>
+      </w:pPr>
+    </w:p>
+    <w:p>
+      <w:pPr>
+        <w:pStyle w:val="Odstavekseznama"/>
+      </w:pPr>
+    </w:p>
+    <w:p>
+      <w:pPr>
+        <w:pStyle w:val="Odstavekseznama"/>
+      </w:pPr>
     </w:p>
     <w:p>
       <w:pPr>
@@ -830,6 +1147,66 @@
           <w:numId w:val="1"/>
         </w:numPr>
       </w:pPr>
+      <w:r>
+        <w:lastRenderedPageBreak/>
+        <w:drawing>
+          <wp:anchor distT="0" distB="0" distL="114300" distR="114300" simplePos="0" relativeHeight="251668480" behindDoc="1" locked="0" layoutInCell="1" allowOverlap="1" wp14:anchorId="2571EE66" wp14:editId="37F1BC2C">
+            <wp:simplePos x="0" y="0"/>
+            <wp:positionH relativeFrom="margin">
+              <wp:align>right</wp:align>
+            </wp:positionH>
+            <wp:positionV relativeFrom="paragraph">
+              <wp:posOffset>220980</wp:posOffset>
+            </wp:positionV>
+            <wp:extent cx="5760720" cy="3957955"/>
+            <wp:effectExtent l="0" t="0" r="0" b="4445"/>
+            <wp:wrapTight wrapText="bothSides">
+              <wp:wrapPolygon edited="0">
+                <wp:start x="0" y="0"/>
+                <wp:lineTo x="0" y="21520"/>
+                <wp:lineTo x="21500" y="21520"/>
+                <wp:lineTo x="21500" y="0"/>
+                <wp:lineTo x="0" y="0"/>
+              </wp:wrapPolygon>
+            </wp:wrapTight>
+            <wp:docPr id="489365503" name="Slika 1"/>
+            <wp:cNvGraphicFramePr>
+              <a:graphicFrameLocks xmlns:a="http://schemas.openxmlformats.org/drawingml/2006/main" noChangeAspect="1"/>
+            </wp:cNvGraphicFramePr>
+            <a:graphic xmlns:a="http://schemas.openxmlformats.org/drawingml/2006/main">
+              <a:graphicData uri="http://schemas.openxmlformats.org/drawingml/2006/picture">
+                <pic:pic xmlns:pic="http://schemas.openxmlformats.org/drawingml/2006/picture">
+                  <pic:nvPicPr>
+                    <pic:cNvPr id="489365503" name=""/>
+                    <pic:cNvPicPr/>
+                  </pic:nvPicPr>
+                  <pic:blipFill>
+                    <a:blip r:embed="rId15">
+                      <a:extLst>
+                        <a:ext uri="{28A0092B-C50C-407E-A947-70E740481C1C}">
+                          <a14:useLocalDpi xmlns:a14="http://schemas.microsoft.com/office/drawing/2010/main" val="0"/>
+                        </a:ext>
+                      </a:extLst>
+                    </a:blip>
+                    <a:stretch>
+                      <a:fillRect/>
+                    </a:stretch>
+                  </pic:blipFill>
+                  <pic:spPr>
+                    <a:xfrm>
+                      <a:off x="0" y="0"/>
+                      <a:ext cx="5760720" cy="3957955"/>
+                    </a:xfrm>
+                    <a:prstGeom prst="rect">
+                      <a:avLst/>
+                    </a:prstGeom>
+                  </pic:spPr>
+                </pic:pic>
+              </a:graphicData>
+            </a:graphic>
+          </wp:anchor>
+        </w:drawing>
+      </w:r>
       <w:proofErr w:type="spellStart"/>
       <w:r>
         <w:t>Art</w:t>
@@ -851,6 +1228,76 @@
         <w:t>App</w:t>
       </w:r>
       <w:proofErr w:type="spellEnd"/>
+    </w:p>
+    <w:p>
+      <w:pPr>
+        <w:ind w:left="360"/>
+      </w:pPr>
+      <w:r>
+        <w:drawing>
+          <wp:anchor distT="0" distB="0" distL="114300" distR="114300" simplePos="0" relativeHeight="251669504" behindDoc="1" locked="0" layoutInCell="1" allowOverlap="1" wp14:anchorId="15BC477A" wp14:editId="5580660F">
+            <wp:simplePos x="0" y="0"/>
+            <wp:positionH relativeFrom="column">
+              <wp:posOffset>2369185</wp:posOffset>
+            </wp:positionH>
+            <wp:positionV relativeFrom="paragraph">
+              <wp:posOffset>4002405</wp:posOffset>
+            </wp:positionV>
+            <wp:extent cx="3329940" cy="2034540"/>
+            <wp:effectExtent l="0" t="0" r="3810" b="3810"/>
+            <wp:wrapTight wrapText="bothSides">
+              <wp:wrapPolygon edited="0">
+                <wp:start x="0" y="0"/>
+                <wp:lineTo x="0" y="21438"/>
+                <wp:lineTo x="21501" y="21438"/>
+                <wp:lineTo x="21501" y="0"/>
+                <wp:lineTo x="0" y="0"/>
+              </wp:wrapPolygon>
+            </wp:wrapTight>
+            <wp:docPr id="1210076920" name="Slika 1"/>
+            <wp:cNvGraphicFramePr>
+              <a:graphicFrameLocks xmlns:a="http://schemas.openxmlformats.org/drawingml/2006/main" noChangeAspect="1"/>
+            </wp:cNvGraphicFramePr>
+            <a:graphic xmlns:a="http://schemas.openxmlformats.org/drawingml/2006/main">
+              <a:graphicData uri="http://schemas.openxmlformats.org/drawingml/2006/picture">
+                <pic:pic xmlns:pic="http://schemas.openxmlformats.org/drawingml/2006/picture">
+                  <pic:nvPicPr>
+                    <pic:cNvPr id="1210076920" name=""/>
+                    <pic:cNvPicPr/>
+                  </pic:nvPicPr>
+                  <pic:blipFill>
+                    <a:blip r:embed="rId16">
+                      <a:extLst>
+                        <a:ext uri="{28A0092B-C50C-407E-A947-70E740481C1C}">
+                          <a14:useLocalDpi xmlns:a14="http://schemas.microsoft.com/office/drawing/2010/main" val="0"/>
+                        </a:ext>
+                      </a:extLst>
+                    </a:blip>
+                    <a:stretch>
+                      <a:fillRect/>
+                    </a:stretch>
+                  </pic:blipFill>
+                  <pic:spPr>
+                    <a:xfrm>
+                      <a:off x="0" y="0"/>
+                      <a:ext cx="3329940" cy="2034540"/>
+                    </a:xfrm>
+                    <a:prstGeom prst="rect">
+                      <a:avLst/>
+                    </a:prstGeom>
+                  </pic:spPr>
+                </pic:pic>
+              </a:graphicData>
+            </a:graphic>
+            <wp14:sizeRelH relativeFrom="margin">
+              <wp14:pctWidth>0</wp14:pctWidth>
+            </wp14:sizeRelH>
+            <wp14:sizeRelV relativeFrom="margin">
+              <wp14:pctHeight>0</wp14:pctHeight>
+            </wp14:sizeRelV>
+          </wp:anchor>
+        </w:drawing>
+      </w:r>
     </w:p>
     <w:sectPr>
       <w:pgSz w:w="11906" w:h="16838"/>
